--- a/index.docx
+++ b/index.docx
@@ -120,55 +120,55 @@
         <w:t xml:space="preserve"> </w:t>
       </w:r>
       <w:r>
-        <w:t xml:space="preserve">searched EMBASE, PubMed, and SCOPUS from inception to April 30, 2026</w:t>
-      </w:r>
-      <w:r>
-        <w:t xml:space="preserve"> </w:t>
-      </w:r>
-      <w:r>
-        <w:t xml:space="preserve">for studies comparing PTCy-based GVHD prophylaxis with alternative</w:t>
-      </w:r>
-      <w:r>
-        <w:t xml:space="preserve"> </w:t>
-      </w:r>
-      <w:r>
-        <w:t xml:space="preserve">regimens in adult allo-HSCT recipients. Comparisons were pre-specified:</w:t>
-      </w:r>
-      <w:r>
-        <w:t xml:space="preserve"> </w:t>
-      </w:r>
-      <w:r>
-        <w:t xml:space="preserve">PTCy versus calcineurin inhibitor (CNI) plus methotrexate or</w:t>
-      </w:r>
-      <w:r>
-        <w:t xml:space="preserve"> </w:t>
-      </w:r>
-      <w:r>
-        <w:t xml:space="preserve">mycophenolate (C1); PTCy versus anti-thymocyte globulin (ATG; C2); and</w:t>
-      </w:r>
-      <w:r>
-        <w:t xml:space="preserve"> </w:t>
-      </w:r>
-      <w:r>
-        <w:t xml:space="preserve">within-PTCy regimen variants (C3). The primary outcome was overall</w:t>
-      </w:r>
-      <w:r>
-        <w:t xml:space="preserve"> </w:t>
-      </w:r>
-      <w:r>
-        <w:t xml:space="preserve">survival (OS); secondary outcomes were non-relapse mortality (NRM),</w:t>
-      </w:r>
-      <w:r>
-        <w:t xml:space="preserve"> </w:t>
-      </w:r>
-      <w:r>
-        <w:t xml:space="preserve">acute GVHD grade II–IV, CMV reactivation, bloodstream infection (BSI),</w:t>
-      </w:r>
-      <w:r>
-        <w:t xml:space="preserve"> </w:t>
-      </w:r>
-      <w:r>
-        <w:t xml:space="preserve">and invasive fungal infection (IFI). We fitted Bayesian random-effects</w:t>
+        <w:t xml:space="preserve">searched EMBASE, PubMed, and SCOPUS from inception to April 30, 2026 for</w:t>
+      </w:r>
+      <w:r>
+        <w:t xml:space="preserve"> </w:t>
+      </w:r>
+      <w:r>
+        <w:t xml:space="preserve">studies comparing PTCy-based GVHD prophylaxis with alternative regimens</w:t>
+      </w:r>
+      <w:r>
+        <w:t xml:space="preserve"> </w:t>
+      </w:r>
+      <w:r>
+        <w:t xml:space="preserve">in adult allo-HSCT recipients. Comparisons were pre-specified: PTCy</w:t>
+      </w:r>
+      <w:r>
+        <w:t xml:space="preserve"> </w:t>
+      </w:r>
+      <w:r>
+        <w:t xml:space="preserve">versus calcineurin inhibitor (CNI) plus methotrexate or mycophenolate</w:t>
+      </w:r>
+      <w:r>
+        <w:t xml:space="preserve"> </w:t>
+      </w:r>
+      <w:r>
+        <w:t xml:space="preserve">(C1); PTCy versus anti-thymocyte globulin (ATG; C2); and within-PTCy</w:t>
+      </w:r>
+      <w:r>
+        <w:t xml:space="preserve"> </w:t>
+      </w:r>
+      <w:r>
+        <w:t xml:space="preserve">regimen variants (C3). The primary outcome was overall survival (OS);</w:t>
+      </w:r>
+      <w:r>
+        <w:t xml:space="preserve"> </w:t>
+      </w:r>
+      <w:r>
+        <w:t xml:space="preserve">secondary outcomes were non-relapse mortality (NRM), acute GVHD grade</w:t>
+      </w:r>
+      <w:r>
+        <w:t xml:space="preserve"> </w:t>
+      </w:r>
+      <w:r>
+        <w:t xml:space="preserve">II–IV, CMV reactivation, bloodstream infection (BSI), and invasive</w:t>
+      </w:r>
+      <w:r>
+        <w:t xml:space="preserve"> </w:t>
+      </w:r>
+      <w:r>
+        <w:t xml:space="preserve">fungal infection (IFI). We fitted Bayesian random-effects</w:t>
       </w:r>
       <w:r>
         <w:t xml:space="preserve"> </w:t>
@@ -198,61 +198,61 @@
         <w:t xml:space="preserve"> </w:t>
       </w:r>
       <w:r>
-        <w:t xml:space="preserve">14 randomised trials) were included, 117 in the meta-analysis. In C1 (83 studies), PTCy was associated with improved OS</w:t>
-      </w:r>
-      <w:r>
-        <w:t xml:space="preserve"> </w:t>
-      </w:r>
-      <w:r>
-        <w:t xml:space="preserve">(odds ratio 0·84 [95% credible interval 0·76–0·92]) and reduced acute</w:t>
-      </w:r>
-      <w:r>
-        <w:t xml:space="preserve"> </w:t>
-      </w:r>
-      <w:r>
-        <w:t xml:space="preserve">GVHD (0·67 [0·59–0·78]), but increased CMV reactivation</w:t>
-      </w:r>
-      <w:r>
-        <w:t xml:space="preserve"> </w:t>
-      </w:r>
-      <w:r>
-        <w:t xml:space="preserve">(1·26 [1·07–1·47]) and BSI (1·87 [1·33–2·62]). In C2 (42 studies),</w:t>
-      </w:r>
-      <w:r>
-        <w:t xml:space="preserve"> </w:t>
-      </w:r>
-      <w:r>
-        <w:t xml:space="preserve">PTCy improved OS versus ATG (0·83 [0·75–0·92]) with no CMV excess</w:t>
-      </w:r>
-      <w:r>
-        <w:t xml:space="preserve"> </w:t>
-      </w:r>
-      <w:r>
-        <w:t xml:space="preserve">(0·97 [0·77–1·23]). The CMV signal was steroid-independent and</w:t>
-      </w:r>
-      <w:r>
-        <w:t xml:space="preserve"> </w:t>
-      </w:r>
-      <w:r>
-        <w:t xml:space="preserve">strengthened in post-2020 and haploidentical-dominant cohorts; the C1</w:t>
-      </w:r>
-      <w:r>
-        <w:t xml:space="preserve"> </w:t>
-      </w:r>
-      <w:r>
-        <w:t xml:space="preserve">survival benefit did not persist after steroid adjustment</w:t>
-      </w:r>
-      <w:r>
-        <w:t xml:space="preserve"> </w:t>
-      </w:r>
-      <w:r>
-        <w:t xml:space="preserve">(1·04 [0·89–1·22]). GRADE certainty was low for survival and GVHD,</w:t>
-      </w:r>
-      <w:r>
-        <w:t xml:space="preserve"> </w:t>
-      </w:r>
-      <w:r>
-        <w:t xml:space="preserve">very low for infections.</w:t>
+        <w:t xml:space="preserve">14 randomised trials) were included, 117 in the meta-analysis. In C1 (83</w:t>
+      </w:r>
+      <w:r>
+        <w:t xml:space="preserve"> </w:t>
+      </w:r>
+      <w:r>
+        <w:t xml:space="preserve">studies), PTCy was associated with improved OS (odds ratio 0·84 [95%</w:t>
+      </w:r>
+      <w:r>
+        <w:t xml:space="preserve"> </w:t>
+      </w:r>
+      <w:r>
+        <w:t xml:space="preserve">credible interval 0·76–0·92]) and reduced acute GVHD (0·67</w:t>
+      </w:r>
+      <w:r>
+        <w:t xml:space="preserve"> </w:t>
+      </w:r>
+      <w:r>
+        <w:t xml:space="preserve">[0·59–0·78]), but increased CMV reactivation (1·26 [1·07–1·47]) and</w:t>
+      </w:r>
+      <w:r>
+        <w:t xml:space="preserve"> </w:t>
+      </w:r>
+      <w:r>
+        <w:t xml:space="preserve">BSI (1·87 [1·33–2·62]). In C2 (42 studies), PTCy improved OS versus</w:t>
+      </w:r>
+      <w:r>
+        <w:t xml:space="preserve"> </w:t>
+      </w:r>
+      <w:r>
+        <w:t xml:space="preserve">ATG (0·83 [0·75–0·92]) with no CMV excess (0·97 [0·77–1·23]). The</w:t>
+      </w:r>
+      <w:r>
+        <w:t xml:space="preserve"> </w:t>
+      </w:r>
+      <w:r>
+        <w:t xml:space="preserve">CMV signal was steroid-independent and strengthened in post-2020 and</w:t>
+      </w:r>
+      <w:r>
+        <w:t xml:space="preserve"> </w:t>
+      </w:r>
+      <w:r>
+        <w:t xml:space="preserve">haploidentical-dominant cohorts; the C1 survival benefit did not persist</w:t>
+      </w:r>
+      <w:r>
+        <w:t xml:space="preserve"> </w:t>
+      </w:r>
+      <w:r>
+        <w:t xml:space="preserve">after steroid adjustment (1·04 [0·89–1·22]). GRADE certainty was low</w:t>
+      </w:r>
+      <w:r>
+        <w:t xml:space="preserve"> </w:t>
+      </w:r>
+      <w:r>
+        <w:t xml:space="preserve">for survival and GVHD, very low for infections.</w:t>
       </w:r>
     </w:p>
     <w:p>
@@ -918,7 +918,7 @@
       </w:r>
     </w:p>
     <w:bookmarkEnd w:id="14"/>
-    <w:bookmarkStart w:id="19" w:name="methods"/>
+    <w:bookmarkStart w:id="22" w:name="methods"/>
     <w:p>
       <w:pPr>
         <w:pStyle w:val="Heading2"/>
@@ -927,7 +927,7 @@
         <w:t xml:space="preserve">Methods</w:t>
       </w:r>
     </w:p>
-    <w:bookmarkStart w:id="15" w:name="search-strategy-and-selection-criteria"/>
+    <w:bookmarkStart w:id="18" w:name="search-strategy-and-selection-criteria"/>
     <w:p>
       <w:pPr>
         <w:pStyle w:val="Heading3"/>
@@ -976,8 +976,16 @@
       <w:r>
         <w:t xml:space="preserve"> </w:t>
       </w:r>
-      <w:r>
-        <w:t xml:space="preserve">appendix (pp 2–4). Reference lists of included studies and relevant</w:t>
+      <w:hyperlink r:id="rId15">
+        <w:r>
+          <w:rPr>
+            <w:rStyle w:val="Hyperlink"/>
+          </w:rPr>
+          <w:t xml:space="preserve">appendix (pp 2–4)</w:t>
+        </w:r>
+      </w:hyperlink>
+      <w:r>
+        <w:t xml:space="preserve">. Reference lists of included studies and relevant</w:t>
       </w:r>
       <w:r>
         <w:t xml:space="preserve"> </w:t>
@@ -1059,7 +1067,18 @@
         <w:t xml:space="preserve"> </w:t>
       </w:r>
       <w:r>
-        <w:t xml:space="preserve">template (appendix p 5). AI-data tools (Claude Code, Anthropic, Inc.)</w:t>
+        <w:t xml:space="preserve">template (</w:t>
+      </w:r>
+      <w:hyperlink r:id="rId16">
+        <w:r>
+          <w:rPr>
+            <w:rStyle w:val="Hyperlink"/>
+          </w:rPr>
+          <w:t xml:space="preserve">appendix p 5</w:t>
+        </w:r>
+      </w:hyperlink>
+      <w:r>
+        <w:t xml:space="preserve">). AI-data tools (Claude Code, Anthropic, Inc.)</w:t>
       </w:r>
       <w:r>
         <w:t xml:space="preserve"> </w:t>
@@ -1113,11 +1132,25 @@
         <w:t xml:space="preserve"> </w:t>
       </w:r>
       <w:r>
-        <w:t xml:space="preserve">outcome. The cohort overlap map is provided in the appendix (p 24).</w:t>
+        <w:t xml:space="preserve">outcome. The cohort overlap map is provided in the</w:t>
+      </w:r>
+      <w:r>
+        <w:t xml:space="preserve"> </w:t>
+      </w:r>
+      <w:hyperlink r:id="rId17">
+        <w:r>
+          <w:rPr>
+            <w:rStyle w:val="Hyperlink"/>
+          </w:rPr>
+          <w:t xml:space="preserve">appendix (p 24)</w:t>
+        </w:r>
+      </w:hyperlink>
+      <w:r>
+        <w:t xml:space="preserve">.</w:t>
       </w:r>
     </w:p>
-    <w:bookmarkEnd w:id="15"/>
-    <w:bookmarkStart w:id="16" w:name="outcomes"/>
+    <w:bookmarkEnd w:id="18"/>
+    <w:bookmarkStart w:id="19" w:name="outcomes"/>
     <w:p>
       <w:pPr>
         <w:pStyle w:val="Heading3"/>
@@ -1164,8 +1197,8 @@
         <w:t xml:space="preserve">infection-related mortality (IRM).</w:t>
       </w:r>
     </w:p>
-    <w:bookmarkEnd w:id="16"/>
-    <w:bookmarkStart w:id="17" w:name="statistical-analysis"/>
+    <w:bookmarkEnd w:id="19"/>
+    <w:bookmarkStart w:id="20" w:name="statistical-analysis"/>
     <w:p>
       <w:pPr>
         <w:pStyle w:val="Heading3"/>
@@ -1372,8 +1405,8 @@
         <w:t xml:space="preserve">GRADE framework adapted for observational evidence.</w:t>
       </w:r>
     </w:p>
-    <w:bookmarkEnd w:id="17"/>
-    <w:bookmarkStart w:id="18" w:name="role-of-the-funding-source"/>
+    <w:bookmarkEnd w:id="20"/>
+    <w:bookmarkStart w:id="21" w:name="role-of-the-funding-source"/>
     <w:p>
       <w:pPr>
         <w:pStyle w:val="Heading3"/>
@@ -1390,9 +1423,9 @@
         <w:t xml:space="preserve">There was no funding source for this study.</w:t>
       </w:r>
     </w:p>
-    <w:bookmarkEnd w:id="18"/>
-    <w:bookmarkEnd w:id="19"/>
-    <w:bookmarkStart w:id="26" w:name="results"/>
+    <w:bookmarkEnd w:id="21"/>
+    <w:bookmarkEnd w:id="22"/>
+    <w:bookmarkStart w:id="31" w:name="results"/>
     <w:p>
       <w:pPr>
         <w:pStyle w:val="Heading2"/>
@@ -1401,7 +1434,7 @@
         <w:t xml:space="preserve">Results</w:t>
       </w:r>
     </w:p>
-    <w:bookmarkStart w:id="20" w:name="search-results-and-study-characteristics"/>
+    <w:bookmarkStart w:id="24" w:name="search-results-and-study-characteristics"/>
     <w:p>
       <w:pPr>
         <w:pStyle w:val="Heading3"/>
@@ -1450,7 +1483,18 @@
         <w:t xml:space="preserve"> </w:t>
       </w:r>
       <w:r>
-        <w:t xml:space="preserve">465 full-text articles assessed, 214 were excluded (appendix pp 6–14),</w:t>
+        <w:t xml:space="preserve">465 full-text articles assessed, 214 were excluded (</w:t>
+      </w:r>
+      <w:hyperlink r:id="rId23">
+        <w:r>
+          <w:rPr>
+            <w:rStyle w:val="Hyperlink"/>
+          </w:rPr>
+          <w:t xml:space="preserve">appendix pp 6–14</w:t>
+        </w:r>
+      </w:hyperlink>
+      <w:r>
+        <w:t xml:space="preserve">),</w:t>
       </w:r>
       <w:r>
         <w:t xml:space="preserve"> </w:t>
@@ -1538,8 +1582,8 @@
         <w:t xml:space="preserve">transplants.</w:t>
       </w:r>
     </w:p>
-    <w:bookmarkEnd w:id="20"/>
-    <w:bookmarkStart w:id="21" w:name="risk-of-bias"/>
+    <w:bookmarkEnd w:id="24"/>
+    <w:bookmarkStart w:id="26" w:name="risk-of-bias"/>
     <w:p>
       <w:pPr>
         <w:pStyle w:val="Heading3"/>
@@ -1565,13 +1609,30 @@
         <w:t xml:space="preserve"> </w:t>
       </w:r>
       <w:r>
-        <w:t xml:space="preserve">confounding by donor type and conditioning intensity (appendix pp</w:t>
-      </w:r>
-      <w:r>
-        <w:t xml:space="preserve"> </w:t>
-      </w:r>
-      <w:r>
-        <w:t xml:space="preserve">15–17). Of 14 RCTs assessed with RoB 2, 11 had some concerns</w:t>
+        <w:t xml:space="preserve">confounding by donor type and conditioning intensity (</w:t>
+      </w:r>
+      <w:hyperlink r:id="rId25">
+        <w:r>
+          <w:rPr>
+            <w:rStyle w:val="Hyperlink"/>
+          </w:rPr>
+          <w:t xml:space="preserve">appendix pp</w:t>
+        </w:r>
+        <w:r>
+          <w:rPr>
+            <w:rStyle w:val="Hyperlink"/>
+          </w:rPr>
+          <w:t xml:space="preserve"> </w:t>
+        </w:r>
+        <w:r>
+          <w:rPr>
+            <w:rStyle w:val="Hyperlink"/>
+          </w:rPr>
+          <w:t xml:space="preserve">15–17</w:t>
+        </w:r>
+      </w:hyperlink>
+      <w:r>
+        <w:t xml:space="preserve">). Of 14 RCTs assessed with RoB 2, 11 had some concerns</w:t>
       </w:r>
       <w:r>
         <w:t xml:space="preserve"> </w:t>
@@ -1586,8 +1647,8 @@
         <w:t xml:space="preserve">one was at low risk of bias.</w:t>
       </w:r>
     </w:p>
-    <w:bookmarkEnd w:id="21"/>
-    <w:bookmarkStart w:id="22" w:name="X5c9b6f36566ad3b61b4384c10b054b6b6950933"/>
+    <w:bookmarkEnd w:id="26"/>
+    <w:bookmarkStart w:id="27" w:name="X5c9b6f36566ad3b61b4384c10b054b6b6950933"/>
     <w:p>
       <w:pPr>
         <w:pStyle w:val="Heading3"/>
@@ -1776,8 +1837,8 @@
         <w:t xml:space="preserve">the null (k = 13, 1·19 [1·00–1·43]).</w:t>
       </w:r>
     </w:p>
-    <w:bookmarkEnd w:id="22"/>
-    <w:bookmarkStart w:id="23" w:name="comparison-2-ptcy-versus-atg"/>
+    <w:bookmarkEnd w:id="27"/>
+    <w:bookmarkStart w:id="28" w:name="comparison-2-ptcy-versus-atg"/>
     <w:p>
       <w:pPr>
         <w:pStyle w:val="Heading3"/>
@@ -1836,8 +1897,8 @@
         <w:t xml:space="preserve">[0·74–1·09]).</w:t>
       </w:r>
     </w:p>
-    <w:bookmarkEnd w:id="23"/>
-    <w:bookmarkStart w:id="24" w:name="comparison-3-within-ptcy-variants"/>
+    <w:bookmarkEnd w:id="28"/>
+    <w:bookmarkStart w:id="29" w:name="comparison-3-within-ptcy-variants"/>
     <w:p>
       <w:pPr>
         <w:pStyle w:val="Heading3"/>
@@ -1872,8 +1933,8 @@
         <w:t xml:space="preserve">crossed the null; k = 4–7 per outcome).</w:t>
       </w:r>
     </w:p>
-    <w:bookmarkEnd w:id="24"/>
-    <w:bookmarkStart w:id="25" w:name="certainty-of-evidence"/>
+    <w:bookmarkEnd w:id="29"/>
+    <w:bookmarkStart w:id="30" w:name="certainty-of-evidence"/>
     <w:p>
       <w:pPr>
         <w:pStyle w:val="Heading3"/>
@@ -1925,9 +1986,9 @@
         <w:t xml:space="preserve">consistent direction across two sensitivity analyses.</w:t>
       </w:r>
     </w:p>
-    <w:bookmarkEnd w:id="25"/>
-    <w:bookmarkEnd w:id="26"/>
-    <w:bookmarkStart w:id="27" w:name="discussion"/>
+    <w:bookmarkEnd w:id="30"/>
+    <w:bookmarkEnd w:id="31"/>
+    <w:bookmarkStart w:id="32" w:name="discussion"/>
     <w:p>
       <w:pPr>
         <w:pStyle w:val="Heading2"/>
@@ -2252,13 +2313,13 @@
         <w:t xml:space="preserve"> </w:t>
       </w:r>
       <w:r>
-        <w:t xml:space="preserve">class effect of T-cell-depleting prophylaxis rather than a</w:t>
-      </w:r>
-      <w:r>
-        <w:t xml:space="preserve"> </w:t>
-      </w:r>
-      <w:r>
-        <w:t xml:space="preserve">drug-specific limitation.</w:t>
+        <w:t xml:space="preserve">class effect of T-cell-depleting prophylaxis rather than a drug-specific</w:t>
+      </w:r>
+      <w:r>
+        <w:t xml:space="preserve"> </w:t>
+      </w:r>
+      <w:r>
+        <w:t xml:space="preserve">limitation.</w:t>
       </w:r>
     </w:p>
     <w:p>
@@ -2515,8 +2576,8 @@
         <w:t xml:space="preserve">clinical counselling, and the design of future trials.</w:t>
       </w:r>
     </w:p>
-    <w:bookmarkEnd w:id="27"/>
-    <w:bookmarkStart w:id="28" w:name="contributors"/>
+    <w:bookmarkEnd w:id="32"/>
+    <w:bookmarkStart w:id="33" w:name="contributors"/>
     <w:p>
       <w:pPr>
         <w:pStyle w:val="Heading2"/>
@@ -2569,8 +2630,8 @@
         <w:t xml:space="preserve">verified the underlying data reported in the manuscript.</w:t>
       </w:r>
     </w:p>
-    <w:bookmarkEnd w:id="28"/>
-    <w:bookmarkStart w:id="29" w:name="declaration-of-interests"/>
+    <w:bookmarkEnd w:id="33"/>
+    <w:bookmarkStart w:id="34" w:name="declaration-of-interests"/>
     <w:p>
       <w:pPr>
         <w:pStyle w:val="Heading2"/>
@@ -2579,8 +2640,8 @@
         <w:t xml:space="preserve">Declaration of interests</w:t>
       </w:r>
     </w:p>
-    <w:bookmarkEnd w:id="29"/>
-    <w:bookmarkStart w:id="33" w:name="data-sharing"/>
+    <w:bookmarkEnd w:id="34"/>
+    <w:bookmarkStart w:id="37" w:name="data-sharing"/>
     <w:p>
       <w:pPr>
         <w:pStyle w:val="Heading2"/>
@@ -2611,56 +2672,33 @@
       <w:r>
         <w:t xml:space="preserve"> </w:t>
       </w:r>
-      <w:r>
-        <w:t xml:space="preserve">(</w:t>
-      </w:r>
-      <w:hyperlink r:id="rId30">
+      <w:hyperlink r:id="rId35">
         <w:r>
           <w:rPr>
             <w:rStyle w:val="Hyperlink"/>
           </w:rPr>
-          <w:t xml:space="preserve">https://github.com/Russlewisbo/ptcy_metaanalys</w:t>
+          <w:t xml:space="preserve">https://github.com/lewis-id-lab/ptcy-infection.git</w:t>
         </w:r>
       </w:hyperlink>
       <w:r>
-        <w:t xml:space="preserve">). The manuscript</w:t>
-      </w:r>
-      <w:r>
-        <w:t xml:space="preserve"> </w:t>
-      </w:r>
-      <w:r>
-        <w:t xml:space="preserve">source, including the notebooks that generate every table and figure,</w:t>
-      </w:r>
-      <w:r>
-        <w:t xml:space="preserve"> </w:t>
-      </w:r>
-      <w:r>
-        <w:t xml:space="preserve">is available at</w:t>
-      </w:r>
-      <w:r>
-        <w:t xml:space="preserve"> </w:t>
-      </w:r>
-      <w:hyperlink r:id="rId31">
-        <w:r>
-          <w:rPr>
-            <w:rStyle w:val="Hyperlink"/>
-          </w:rPr>
-          <w:t xml:space="preserve">https://github.com/lewis-id-lab/ptcy-infection</w:t>
-        </w:r>
-      </w:hyperlink>
-      <w:r>
-        <w:t xml:space="preserve">, with a</w:t>
-      </w:r>
-      <w:r>
-        <w:t xml:space="preserve"> </w:t>
-      </w:r>
-      <w:r>
-        <w:t xml:space="preserve">rendered version for review at</w:t>
-      </w:r>
-      <w:r>
-        <w:t xml:space="preserve"> </w:t>
-      </w:r>
-      <w:hyperlink r:id="rId32">
+        <w:t xml:space="preserve">. The manuscript</w:t>
+      </w:r>
+      <w:r>
+        <w:t xml:space="preserve"> </w:t>
+      </w:r>
+      <w:r>
+        <w:t xml:space="preserve">source, including the notebooks that generate every table and figure, is</w:t>
+      </w:r>
+      <w:r>
+        <w:t xml:space="preserve"> </w:t>
+      </w:r>
+      <w:r>
+        <w:t xml:space="preserve">available with a rendered version for review at</w:t>
+      </w:r>
+      <w:r>
+        <w:t xml:space="preserve"> </w:t>
+      </w:r>
+      <w:hyperlink r:id="rId36">
         <w:r>
           <w:rPr>
             <w:rStyle w:val="Hyperlink"/>
@@ -2669,17 +2707,17 @@
         </w:r>
       </w:hyperlink>
       <w:r>
-        <w:t xml:space="preserve">. The study protocol</w:t>
-      </w:r>
-      <w:r>
-        <w:t xml:space="preserve"> </w:t>
-      </w:r>
-      <w:r>
-        <w:t xml:space="preserve">is registered with PROSPERO (CRD420261372156).</w:t>
+        <w:t xml:space="preserve">. The study protocol is</w:t>
+      </w:r>
+      <w:r>
+        <w:t xml:space="preserve"> </w:t>
+      </w:r>
+      <w:r>
+        <w:t xml:space="preserve">registered with PROSPERO (CRD420261372156).</w:t>
       </w:r>
     </w:p>
-    <w:bookmarkEnd w:id="33"/>
-    <w:bookmarkStart w:id="34" w:name="use-of-artificial-intelligence"/>
+    <w:bookmarkEnd w:id="37"/>
+    <w:bookmarkStart w:id="38" w:name="use-of-artificial-intelligence"/>
     <w:p>
       <w:pPr>
         <w:pStyle w:val="Heading2"/>
@@ -2693,23 +2731,35 @@
         <w:pStyle w:val="FirstParagraph"/>
       </w:pPr>
       <w:r>
-        <w:t xml:space="preserve">AI-assisted extraction was performed to accelerate data extraction from</w:t>
-      </w:r>
-      <w:r>
-        <w:t xml:space="preserve"> </w:t>
-      </w:r>
-      <w:r>
-        <w:t xml:space="preserve">PDF source documents; all AI-extracted values were manually verified</w:t>
-      </w:r>
-      <w:r>
-        <w:t xml:space="preserve"> </w:t>
-      </w:r>
-      <w:r>
-        <w:t xml:space="preserve">against source publications.</w:t>
+        <w:t xml:space="preserve">AI-assisted extraction was performed to aid data extraction (Claude</w:t>
+      </w:r>
+      <w:r>
+        <w:t xml:space="preserve"> </w:t>
+      </w:r>
+      <w:r>
+        <w:t xml:space="preserve">Cowork, Anthropic from PDF source documents; and to aid R-code debugging</w:t>
+      </w:r>
+      <w:r>
+        <w:t xml:space="preserve"> </w:t>
+      </w:r>
+      <w:r>
+        <w:t xml:space="preserve">(Posit assistant, Rstudio, Posit, Inc). AI-extracted values were</w:t>
+      </w:r>
+      <w:r>
+        <w:t xml:space="preserve"> </w:t>
+      </w:r>
+      <w:r>
+        <w:t xml:space="preserve">manually verified against source publications. The authors take full</w:t>
+      </w:r>
+      <w:r>
+        <w:t xml:space="preserve"> </w:t>
+      </w:r>
+      <w:r>
+        <w:t xml:space="preserve">responsibility for the analysis and manuscript contents</w:t>
       </w:r>
     </w:p>
-    <w:bookmarkEnd w:id="34"/>
-    <w:bookmarkStart w:id="60" w:name="references"/>
+    <w:bookmarkEnd w:id="38"/>
+    <w:bookmarkStart w:id="64" w:name="references"/>
     <w:p>
       <w:pPr>
         <w:pStyle w:val="Heading2"/>
@@ -2718,8 +2768,8 @@
         <w:t xml:space="preserve">References</w:t>
       </w:r>
     </w:p>
-    <w:bookmarkStart w:id="59" w:name="refs"/>
-    <w:bookmarkStart w:id="36" w:name="ref-gagelmann2019"/>
+    <w:bookmarkStart w:id="63" w:name="refs"/>
+    <w:bookmarkStart w:id="40" w:name="ref-gagelmann2019"/>
     <w:p>
       <w:pPr>
         <w:pStyle w:val="Bibliography"/>
@@ -2749,7 +2799,7 @@
       <w:r>
         <w:t xml:space="preserve"> </w:t>
       </w:r>
-      <w:hyperlink r:id="rId35">
+      <w:hyperlink r:id="rId39">
         <w:r>
           <w:rPr>
             <w:rStyle w:val="Hyperlink"/>
@@ -2790,8 +2840,8 @@
         <w:t xml:space="preserve">: 1739–48.</w:t>
       </w:r>
     </w:p>
-    <w:bookmarkEnd w:id="36"/>
-    <w:bookmarkStart w:id="38" w:name="ref-jin2026"/>
+    <w:bookmarkEnd w:id="40"/>
+    <w:bookmarkStart w:id="42" w:name="ref-jin2026"/>
     <w:p>
       <w:pPr>
         <w:pStyle w:val="Bibliography"/>
@@ -2821,7 +2871,7 @@
       <w:r>
         <w:t xml:space="preserve"> </w:t>
       </w:r>
-      <w:hyperlink r:id="rId37">
+      <w:hyperlink r:id="rId41">
         <w:r>
           <w:rPr>
             <w:rStyle w:val="Hyperlink"/>
@@ -2862,8 +2912,8 @@
         <w:t xml:space="preserve">: 09636897261454024.</w:t>
       </w:r>
     </w:p>
-    <w:bookmarkEnd w:id="38"/>
-    <w:bookmarkStart w:id="40" w:name="ref-arcuri2019"/>
+    <w:bookmarkEnd w:id="42"/>
+    <w:bookmarkStart w:id="44" w:name="ref-arcuri2019"/>
     <w:p>
       <w:pPr>
         <w:pStyle w:val="Bibliography"/>
@@ -2883,7 +2933,7 @@
       <w:r>
         <w:t xml:space="preserve"> </w:t>
       </w:r>
-      <w:hyperlink r:id="rId39">
+      <w:hyperlink r:id="rId43">
         <w:r>
           <w:rPr>
             <w:rStyle w:val="Hyperlink"/>
@@ -2924,8 +2974,8 @@
         <w:t xml:space="preserve">: 2422–30.</w:t>
       </w:r>
     </w:p>
-    <w:bookmarkEnd w:id="40"/>
-    <w:bookmarkStart w:id="42" w:name="ref-arcuri2021"/>
+    <w:bookmarkEnd w:id="44"/>
+    <w:bookmarkStart w:id="46" w:name="ref-arcuri2021"/>
     <w:p>
       <w:pPr>
         <w:pStyle w:val="Bibliography"/>
@@ -2945,7 +2995,7 @@
       <w:r>
         <w:t xml:space="preserve"> </w:t>
       </w:r>
-      <w:hyperlink r:id="rId41">
+      <w:hyperlink r:id="rId45">
         <w:r>
           <w:rPr>
             <w:rStyle w:val="Hyperlink"/>
@@ -2986,8 +3036,8 @@
         <w:t xml:space="preserve">: 782.e1–7.</w:t>
       </w:r>
     </w:p>
-    <w:bookmarkEnd w:id="42"/>
-    <w:bookmarkStart w:id="44" w:name="ref-tang2023"/>
+    <w:bookmarkEnd w:id="46"/>
+    <w:bookmarkStart w:id="48" w:name="ref-tang2023"/>
     <w:p>
       <w:pPr>
         <w:pStyle w:val="Bibliography"/>
@@ -3017,7 +3067,7 @@
       <w:r>
         <w:t xml:space="preserve"> </w:t>
       </w:r>
-      <w:hyperlink r:id="rId43">
+      <w:hyperlink r:id="rId47">
         <w:r>
           <w:rPr>
             <w:rStyle w:val="Hyperlink"/>
@@ -3058,8 +3108,8 @@
         <w:t xml:space="preserve">: 1071268.</w:t>
       </w:r>
     </w:p>
-    <w:bookmarkEnd w:id="44"/>
-    <w:bookmarkStart w:id="46" w:name="ref-luo2025"/>
+    <w:bookmarkEnd w:id="48"/>
+    <w:bookmarkStart w:id="50" w:name="ref-luo2025"/>
     <w:p>
       <w:pPr>
         <w:pStyle w:val="Bibliography"/>
@@ -3089,7 +3139,7 @@
       <w:r>
         <w:t xml:space="preserve"> </w:t>
       </w:r>
-      <w:hyperlink r:id="rId45">
+      <w:hyperlink r:id="rId49">
         <w:r>
           <w:rPr>
             <w:rStyle w:val="Hyperlink"/>
@@ -3130,8 +3180,8 @@
         <w:t xml:space="preserve">: 32.e1–15.</w:t>
       </w:r>
     </w:p>
-    <w:bookmarkEnd w:id="46"/>
-    <w:bookmarkStart w:id="48" w:name="ref-odonnell2002"/>
+    <w:bookmarkEnd w:id="50"/>
+    <w:bookmarkStart w:id="52" w:name="ref-odonnell2002"/>
     <w:p>
       <w:pPr>
         <w:pStyle w:val="Bibliography"/>
@@ -3161,7 +3211,7 @@
       <w:r>
         <w:t xml:space="preserve"> </w:t>
       </w:r>
-      <w:hyperlink r:id="rId47">
+      <w:hyperlink r:id="rId51">
         <w:r>
           <w:rPr>
             <w:rStyle w:val="Hyperlink"/>
@@ -3202,8 +3252,8 @@
         <w:t xml:space="preserve">: 377–86.</w:t>
       </w:r>
     </w:p>
-    <w:bookmarkEnd w:id="48"/>
-    <w:bookmarkStart w:id="50" w:name="ref-luznik2008"/>
+    <w:bookmarkEnd w:id="52"/>
+    <w:bookmarkStart w:id="54" w:name="ref-luznik2008"/>
     <w:p>
       <w:pPr>
         <w:pStyle w:val="Bibliography"/>
@@ -3233,7 +3283,7 @@
       <w:r>
         <w:t xml:space="preserve"> </w:t>
       </w:r>
-      <w:hyperlink r:id="rId49">
+      <w:hyperlink r:id="rId53">
         <w:r>
           <w:rPr>
             <w:rStyle w:val="Hyperlink"/>
@@ -3274,8 +3324,8 @@
         <w:t xml:space="preserve">: 641–50.</w:t>
       </w:r>
     </w:p>
-    <w:bookmarkEnd w:id="50"/>
-    <w:bookmarkStart w:id="52" w:name="ref-kanakry2016"/>
+    <w:bookmarkEnd w:id="54"/>
+    <w:bookmarkStart w:id="56" w:name="ref-kanakry2016"/>
     <w:p>
       <w:pPr>
         <w:pStyle w:val="Bibliography"/>
@@ -3295,7 +3345,7 @@
       <w:r>
         <w:t xml:space="preserve"> </w:t>
       </w:r>
-      <w:hyperlink r:id="rId51">
+      <w:hyperlink r:id="rId55">
         <w:r>
           <w:rPr>
             <w:rStyle w:val="Hyperlink"/>
@@ -3336,8 +3386,8 @@
         <w:t xml:space="preserve">: 10–24.</w:t>
       </w:r>
     </w:p>
-    <w:bookmarkEnd w:id="52"/>
-    <w:bookmarkStart w:id="54" w:name="ref-bolanosmeade2023"/>
+    <w:bookmarkEnd w:id="56"/>
+    <w:bookmarkStart w:id="58" w:name="ref-bolanosmeade2023"/>
     <w:p>
       <w:pPr>
         <w:pStyle w:val="Bibliography"/>
@@ -3367,7 +3417,7 @@
       <w:r>
         <w:t xml:space="preserve"> </w:t>
       </w:r>
-      <w:hyperlink r:id="rId53">
+      <w:hyperlink r:id="rId57">
         <w:r>
           <w:rPr>
             <w:rStyle w:val="Hyperlink"/>
@@ -3408,8 +3458,8 @@
         <w:t xml:space="preserve">: 2338–48.</w:t>
       </w:r>
     </w:p>
-    <w:bookmarkEnd w:id="54"/>
-    <w:bookmarkStart w:id="56" w:name="ref-goldsmith2021"/>
+    <w:bookmarkEnd w:id="58"/>
+    <w:bookmarkStart w:id="60" w:name="ref-goldsmith2021"/>
     <w:p>
       <w:pPr>
         <w:pStyle w:val="Bibliography"/>
@@ -3439,7 +3489,7 @@
       <w:r>
         <w:t xml:space="preserve"> </w:t>
       </w:r>
-      <w:hyperlink r:id="rId55">
+      <w:hyperlink r:id="rId59">
         <w:r>
           <w:rPr>
             <w:rStyle w:val="Hyperlink"/>
@@ -3480,8 +3530,8 @@
         <w:t xml:space="preserve">: 3291–305.</w:t>
       </w:r>
     </w:p>
-    <w:bookmarkEnd w:id="56"/>
-    <w:bookmarkStart w:id="58" w:name="ref-papanicolaou2024"/>
+    <w:bookmarkEnd w:id="60"/>
+    <w:bookmarkStart w:id="62" w:name="ref-papanicolaou2024"/>
     <w:p>
       <w:pPr>
         <w:pStyle w:val="Bibliography"/>
@@ -3511,7 +3561,7 @@
       <w:r>
         <w:t xml:space="preserve"> </w:t>
       </w:r>
-      <w:hyperlink r:id="rId57">
+      <w:hyperlink r:id="rId61">
         <w:r>
           <w:rPr>
             <w:rStyle w:val="Hyperlink"/>
@@ -3552,15 +3602,15 @@
         <w:t xml:space="preserve">: 114.e1–16.</w:t>
       </w:r>
     </w:p>
-    <w:bookmarkEnd w:id="58"/>
-    <w:bookmarkEnd w:id="59"/>
+    <w:bookmarkEnd w:id="62"/>
+    <w:bookmarkEnd w:id="63"/>
     <w:p>
       <w:r>
         <w:br w:type="page"/>
       </w:r>
     </w:p>
-    <w:bookmarkEnd w:id="60"/>
-    <w:bookmarkStart w:id="63" w:name="tables"/>
+    <w:bookmarkEnd w:id="64"/>
+    <w:bookmarkStart w:id="68" w:name="tables"/>
     <w:p>
       <w:pPr>
         <w:pStyle w:val="Heading2"/>
@@ -3582,7 +3632,7 @@
       <w:tr>
         <w:tc>
           <w:tcPr/>
-          <w:bookmarkStart w:id="61" w:name="tbl-characteristics"/>
+          <w:bookmarkStart w:id="65" w:name="tbl-characteristics"/>
           <w:p>
             <w:pPr>
               <w:jc w:val="center"/>
@@ -3631,6 +3681,9 @@
             <w:r>
               <w:t xml:space="preserve">conditioning. NMA = non-myeloablative. NR = not reported.</w:t>
             </w:r>
+            <w:r>
+              <w:t xml:space="preserve"> </w:t>
+            </w:r>
           </w:p>
           <w:tbl>
             <w:tblPr>
@@ -5144,7 +5197,7 @@
               </w:tc>
             </w:tr>
           </w:tbl>
-          <w:bookmarkEnd w:id="61"/>
+          <w:bookmarkEnd w:id="65"/>
           <w:p/>
         </w:tc>
       </w:tr>
@@ -5167,7 +5220,7 @@
       <w:tr>
         <w:tc>
           <w:tcPr/>
-          <w:bookmarkStart w:id="62" w:name="tbl-results"/>
+          <w:bookmarkStart w:id="67" w:name="tbl-results"/>
           <w:p>
             <w:pPr>
               <w:jc w:val="center"/>
@@ -5238,13 +5291,33 @@
               <w:t xml:space="preserve"> </w:t>
             </w:r>
             <w:r>
-              <w:t xml:space="preserve">meet the convergence criteria applied to the other models (appendix p</w:t>
+              <w:t xml:space="preserve">meet the convergence criteria applied to the other models (</w:t>
+            </w:r>
+            <w:hyperlink r:id="rId66">
+              <w:r>
+                <w:rPr>
+                  <w:rStyle w:val="Hyperlink"/>
+                </w:rPr>
+                <w:t xml:space="preserve">appendix p</w:t>
+              </w:r>
+              <w:r>
+                <w:rPr>
+                  <w:rStyle w:val="Hyperlink"/>
+                </w:rPr>
+                <w:t xml:space="preserve"> </w:t>
+              </w:r>
+              <w:r>
+                <w:rPr>
+                  <w:rStyle w:val="Hyperlink"/>
+                </w:rPr>
+                <w:t xml:space="preserve">18</w:t>
+              </w:r>
+            </w:hyperlink>
+            <w:r>
+              <w:t xml:space="preserve">) and is reported as indicative only.</w:t>
             </w:r>
             <w:r>
               <w:t xml:space="preserve"> </w:t>
-            </w:r>
-            <w:r>
-              <w:t xml:space="preserve">18) and is reported as indicative only.</w:t>
             </w:r>
           </w:p>
           <w:tbl>
@@ -8459,7 +8532,7 @@
               </w:tc>
             </w:tr>
           </w:tbl>
-          <w:bookmarkEnd w:id="62"/>
+          <w:bookmarkEnd w:id="67"/>
           <w:p/>
         </w:tc>
       </w:tr>
@@ -8469,8 +8542,8 @@
         <w:br w:type="page"/>
       </w:r>
     </w:p>
-    <w:bookmarkEnd w:id="63"/>
-    <w:bookmarkStart w:id="85" w:name="figures"/>
+    <w:bookmarkEnd w:id="68"/>
+    <w:bookmarkStart w:id="90" w:name="figures"/>
     <w:p>
       <w:pPr>
         <w:pStyle w:val="Heading2"/>
@@ -8492,7 +8565,7 @@
       <w:tr>
         <w:tc>
           <w:tcPr/>
-          <w:bookmarkStart w:id="67" w:name="fig-prisma"/>
+          <w:bookmarkStart w:id="72" w:name="fig-prisma"/>
           <w:p>
             <w:pPr>
               <w:pStyle w:val="Compact"/>
@@ -8503,18 +8576,18 @@
                 <wp:inline>
                   <wp:extent cx="5334000" cy="7064428"/>
                   <wp:effectExtent b="0" l="0" r="0" t="0"/>
-                  <wp:docPr descr="" title="" id="65" name="Picture"/>
+                  <wp:docPr descr="" title="" id="70" name="Picture"/>
                   <a:graphic>
                     <a:graphicData uri="http://schemas.openxmlformats.org/drawingml/2006/picture">
                       <pic:pic>
                         <pic:nvPicPr>
-                          <pic:cNvPr descr="figures/Figure1_PRISMA_flow_diagram.png" id="66" name="Picture"/>
+                          <pic:cNvPr descr="figures/Figure1_PRISMA_flow_diagram.png" id="71" name="Picture"/>
                           <pic:cNvPicPr>
                             <a:picLocks noChangeArrowheads="1" noChangeAspect="1"/>
                           </pic:cNvPicPr>
                         </pic:nvPicPr>
                         <pic:blipFill>
-                          <a:blip r:embed="rId64"/>
+                          <a:blip r:embed="rId69"/>
                           <a:stretch>
                             <a:fillRect/>
                           </a:stretch>
@@ -8597,7 +8670,18 @@
               <w:t xml:space="preserve"> </w:t>
             </w:r>
             <w:r>
-              <w:t xml:space="preserve">excluded (appendix pp 6–14). 251 studies were included in the systematic</w:t>
+              <w:t xml:space="preserve">excluded (</w:t>
+            </w:r>
+            <w:hyperlink r:id="rId23">
+              <w:r>
+                <w:rPr>
+                  <w:rStyle w:val="Hyperlink"/>
+                </w:rPr>
+                <w:t xml:space="preserve">appendix pp 6–14</w:t>
+              </w:r>
+            </w:hyperlink>
+            <w:r>
+              <w:t xml:space="preserve">). 251 studies were included in the systematic</w:t>
             </w:r>
             <w:r>
               <w:t xml:space="preserve"> </w:t>
@@ -8618,7 +8702,7 @@
               <w:t xml:space="preserve">studies).</w:t>
             </w:r>
           </w:p>
-          <w:bookmarkEnd w:id="67"/>
+          <w:bookmarkEnd w:id="72"/>
         </w:tc>
       </w:tr>
     </w:tbl>
@@ -8640,7 +8724,7 @@
       <w:tr>
         <w:tc>
           <w:tcPr/>
-          <w:bookmarkStart w:id="71" w:name="fig-os"/>
+          <w:bookmarkStart w:id="76" w:name="fig-os"/>
           <w:p>
             <w:pPr>
               <w:pStyle w:val="Compact"/>
@@ -8651,18 +8735,18 @@
                 <wp:inline>
                   <wp:extent cx="5334000" cy="6858000"/>
                   <wp:effectExtent b="0" l="0" r="0" t="0"/>
-                  <wp:docPr descr="" title="" id="69" name="Picture"/>
+                  <wp:docPr descr="" title="" id="74" name="Picture"/>
                   <a:graphic>
                     <a:graphicData uri="http://schemas.openxmlformats.org/drawingml/2006/picture">
                       <pic:pic>
                         <pic:nvPicPr>
-                          <pic:cNvPr descr="figures/Figure2_OS_forest_setB.png" id="70" name="Picture"/>
+                          <pic:cNvPr descr="figures/Figure2_OS_forest_setB.png" id="75" name="Picture"/>
                           <pic:cNvPicPr>
                             <a:picLocks noChangeArrowheads="1" noChangeAspect="1"/>
                           </pic:cNvPicPr>
                         </pic:nvPicPr>
                         <pic:blipFill>
-                          <a:blip r:embed="rId68"/>
+                          <a:blip r:embed="rId73"/>
                           <a:stretch>
                             <a:fillRect/>
                           </a:stretch>
@@ -8756,7 +8840,7 @@
               <w:t xml:space="preserve">deduplication.</w:t>
             </w:r>
           </w:p>
-          <w:bookmarkEnd w:id="71"/>
+          <w:bookmarkEnd w:id="76"/>
         </w:tc>
       </w:tr>
     </w:tbl>
@@ -8765,7 +8849,7 @@
         <w:br w:type="page"/>
       </w:r>
     </w:p>
-    <w:bookmarkStart w:id="80" w:name="fig-cmv"/>
+    <w:bookmarkStart w:id="85" w:name="fig-cmv"/>
     <w:tbl>
       <w:tblPr>
         <w:tblStyle w:val="Table"/>
@@ -8792,7 +8876,7 @@
             <w:tr>
               <w:tc>
                 <w:tcPr/>
-                <w:bookmarkStart w:id="75" w:name="fig-cmv-a"/>
+                <w:bookmarkStart w:id="80" w:name="fig-cmv-a"/>
                 <w:p>
                   <w:pPr>
                     <w:pStyle w:val="Compact"/>
@@ -8804,18 +8888,18 @@
                       <wp:inline>
                         <wp:extent cx="5334000" cy="4953000"/>
                         <wp:effectExtent b="0" l="0" r="0" t="0"/>
-                        <wp:docPr descr="" title="" id="73" name="Picture"/>
+                        <wp:docPr descr="" title="" id="78" name="Picture"/>
                         <a:graphic>
                           <a:graphicData uri="http://schemas.openxmlformats.org/drawingml/2006/picture">
                             <pic:pic>
                               <pic:nvPicPr>
-                                <pic:cNvPr descr="figures/Figure3a_CMV_C1_forest_setB.png" id="74" name="Picture"/>
+                                <pic:cNvPr descr="figures/Figure3a_CMV_C1_forest_setB.png" id="79" name="Picture"/>
                                 <pic:cNvPicPr>
                                   <a:picLocks noChangeArrowheads="1" noChangeAspect="1"/>
                                 </pic:cNvPicPr>
                               </pic:nvPicPr>
                               <pic:blipFill>
-                                <a:blip r:embed="rId72"/>
+                                <a:blip r:embed="rId77"/>
                                 <a:stretch>
                                   <a:fillRect/>
                                 </a:stretch>
@@ -8862,7 +8946,7 @@
                     <w:t xml:space="preserve">[1·07–1·47])</w:t>
                   </w:r>
                 </w:p>
-                <w:bookmarkEnd w:id="75"/>
+                <w:bookmarkEnd w:id="80"/>
               </w:tc>
             </w:tr>
           </w:tbl>
@@ -8930,7 +9014,7 @@
             <w:tr>
               <w:tc>
                 <w:tcPr/>
-                <w:bookmarkStart w:id="79" w:name="fig-cmv-b"/>
+                <w:bookmarkStart w:id="84" w:name="fig-cmv-b"/>
                 <w:p>
                   <w:pPr>
                     <w:pStyle w:val="Compact"/>
@@ -8942,18 +9026,18 @@
                       <wp:inline>
                         <wp:extent cx="5334000" cy="3429000"/>
                         <wp:effectExtent b="0" l="0" r="0" t="0"/>
-                        <wp:docPr descr="" title="" id="77" name="Picture"/>
+                        <wp:docPr descr="" title="" id="82" name="Picture"/>
                         <a:graphic>
                           <a:graphicData uri="http://schemas.openxmlformats.org/drawingml/2006/picture">
                             <pic:pic>
                               <pic:nvPicPr>
-                                <pic:cNvPr descr="figures/Figure3b_CMV_C2_forest_setB.png" id="78" name="Picture"/>
+                                <pic:cNvPr descr="figures/Figure3b_CMV_C2_forest_setB.png" id="83" name="Picture"/>
                                 <pic:cNvPicPr>
                                   <a:picLocks noChangeArrowheads="1" noChangeAspect="1"/>
                                 </pic:cNvPicPr>
                               </pic:nvPicPr>
                               <pic:blipFill>
-                                <a:blip r:embed="rId76"/>
+                                <a:blip r:embed="rId81"/>
                                 <a:stretch>
                                   <a:fillRect/>
                                 </a:stretch>
@@ -9000,7 +9084,7 @@
                     <w:t xml:space="preserve">[0·77–1·23])</w:t>
                   </w:r>
                 </w:p>
-                <w:bookmarkEnd w:id="79"/>
+                <w:bookmarkEnd w:id="84"/>
               </w:tc>
             </w:tr>
           </w:tbl>
@@ -9054,7 +9138,7 @@
         <w:t xml:space="preserve">not against ATG, consistent with a T-cell depletion depth hierarchy.</w:t>
       </w:r>
     </w:p>
-    <w:bookmarkEnd w:id="80"/>
+    <w:bookmarkEnd w:id="85"/>
     <w:p>
       <w:r>
         <w:br w:type="page"/>
@@ -9073,7 +9157,7 @@
       <w:tr>
         <w:tc>
           <w:tcPr/>
-          <w:bookmarkStart w:id="84" w:name="fig-infections"/>
+          <w:bookmarkStart w:id="89" w:name="fig-infections"/>
           <w:p>
             <w:pPr>
               <w:pStyle w:val="Compact"/>
@@ -9084,18 +9168,18 @@
                 <wp:inline>
                   <wp:extent cx="5334000" cy="8000999"/>
                   <wp:effectExtent b="0" l="0" r="0" t="0"/>
-                  <wp:docPr descr="" title="" id="82" name="Picture"/>
+                  <wp:docPr descr="" title="" id="87" name="Picture"/>
                   <a:graphic>
                     <a:graphicData uri="http://schemas.openxmlformats.org/drawingml/2006/picture">
                       <pic:pic>
                         <pic:nvPicPr>
-                          <pic:cNvPr descr="figures/Figure4_infections_forest.png" id="83" name="Picture"/>
+                          <pic:cNvPr descr="figures/Figure4_infections_forest.png" id="88" name="Picture"/>
                           <pic:cNvPicPr>
                             <a:picLocks noChangeArrowheads="1" noChangeAspect="1"/>
                           </pic:cNvPicPr>
                         </pic:nvPicPr>
                         <pic:blipFill>
-                          <a:blip r:embed="rId81"/>
+                          <a:blip r:embed="rId86"/>
                           <a:stretch>
                             <a:fillRect/>
                           </a:stretch>
@@ -9225,11 +9309,11 @@
               <w:t xml:space="preserve">deduplication.</w:t>
             </w:r>
           </w:p>
-          <w:bookmarkEnd w:id="84"/>
+          <w:bookmarkEnd w:id="89"/>
         </w:tc>
       </w:tr>
     </w:tbl>
-    <w:bookmarkEnd w:id="85"/>
+    <w:bookmarkEnd w:id="90"/>
     <w:sectPr>
       <w:footerReference r:id="rIdLancetFooter" w:type="default"/>
       <w:lnNumType w:countBy="1" w:distance="360" w:restart="continuous"/>
